--- a/spa/docx/61.content.docx
+++ b/spa/docx/61.content.docx
@@ -28,22 +28,6 @@
       </w:r>
     </w:p>
     <w:p>
-      <w:pPr>
-        <w:pStyle w:val="Heading2"/>
-      </w:pPr>
-      <w:r>
-        <w:rPr>
-          <w:lang w:val="es_ES" w:bidi="es_ES"/>
-        </w:rPr>
-        <w:t>License Information</w:t>
-      </w:r>
-      <w:r>
-        <w:rPr>
-          <w:lang w:val="es_ES" w:bidi="es_ES"/>
-        </w:rPr>
-      </w:r>
-    </w:p>
-    <w:p>
       <w:pPr/>
       <w:r>
         <w:rPr>
@@ -61,13 +45,7 @@
         <w:rPr>
           <w:lang w:val="es_ES" w:bidi="es_ES"/>
         </w:rPr>
-        <w:t xml:space="preserve"> (Spanish) is based on</w:t>
-      </w:r>
-      <w:r>
-        <w:rPr>
-          <w:lang w:val="es_ES" w:bidi="es_ES"/>
-        </w:rPr>
-        <w:t xml:space="preserve">: </w:t>
+        <w:t xml:space="preserve"> (Spanish) is based on: </w:t>
       </w:r>
       <w:r>
         <w:rPr>
@@ -188,19 +166,6 @@
       <w:pPr>
         <w:pStyle w:val="Heading2"/>
       </w:pPr>
-      <w:r>
-        <w:rPr>
-          <w:lang w:val="es_ES" w:bidi="es_ES"/>
-        </w:rPr>
-      </w:r>
-    </w:p>
-    <w:p>
-      <w:pPr/>
-      <w:r>
-        <w:rPr>
-          <w:lang w:val="es_ES" w:bidi="es_ES"/>
-        </w:rPr>
-      </w:r>
       <w:r>
         <w:rPr>
           <w:lang w:val="es_ES" w:bidi="es_ES"/>

--- a/spa/docx/61.content.docx
+++ b/spa/docx/61.content.docx
@@ -45,19 +45,7 @@
         <w:rPr>
           <w:lang w:val="es_ES" w:bidi="es_ES"/>
         </w:rPr>
-        <w:t xml:space="preserve"> (Spanish) is based on: </w:t>
-      </w:r>
-      <w:r>
-        <w:rPr>
-          <w:lang w:val="es_ES" w:bidi="es_ES"/>
-        </w:rPr>
-        <w:t>Reina Valera 1909</w:t>
-      </w:r>
-      <w:r>
-        <w:rPr>
-          <w:lang w:val="es_ES" w:bidi="es_ES"/>
-        </w:rPr>
-        <w:t xml:space="preserve">, </w:t>
+        <w:t xml:space="preserve"> © 1909 </w:t>
       </w:r>
       <w:hyperlink r:id="rId13">
         <w:r>
@@ -75,9 +63,9 @@
         <w:rPr>
           <w:lang w:val="es_ES" w:bidi="es_ES"/>
         </w:rPr>
-        <w:t xml:space="preserve">, None, which is licensed under a </w:t>
-      </w:r>
-      <w:hyperlink r:id="rId14">
+        <w:t xml:space="preserve">, licensed under a </w:t>
+      </w:r>
+      <w:hyperlink r:id="rId13">
         <w:r>
           <w:rPr>
             <w:lang w:val="es_ES" w:bidi="es_ES"/>
@@ -94,25 +82,6 @@
           <w:lang w:val="es_ES" w:bidi="es_ES"/>
         </w:rPr>
         <w:t>.</w:t>
-      </w:r>
-      <w:r>
-        <w:rPr>
-          <w:lang w:val="es_ES" w:bidi="es_ES"/>
-        </w:rPr>
-      </w:r>
-    </w:p>
-    <w:p>
-      <w:pPr/>
-      <w:r>
-        <w:rPr>
-          <w:lang w:val="es_ES" w:bidi="es_ES"/>
-        </w:rPr>
-      </w:r>
-      <w:r>
-        <w:rPr>
-          <w:lang w:val="es_ES" w:bidi="es_ES"/>
-        </w:rPr>
-        <w:t>This PDF version is provided under the same license.</w:t>
       </w:r>
       <w:r>
         <w:rPr>
@@ -212,14 +181,6 @@
       </w:pPr>
     </w:p>
     <w:p>
-      <w:pPr/>
-      <w:r>
-        <w:rPr>
-          <w:lang w:val="es_ES" w:bidi="es_ES"/>
-        </w:rPr>
-      </w:r>
-    </w:p>
-    <w:p>
       <w:pPr>
         <w:pStyle w:val="Heading2"/>
       </w:pPr>
@@ -227,7 +188,7 @@
         <w:rPr>
           <w:lang w:val="es_ES" w:bidi="es_ES"/>
         </w:rPr>
-        <w:t>2 Peter 1:1</w:t>
+        <w:t>2 Pedro 1:1</w:t>
       </w:r>
       <w:r>
         <w:rPr>
@@ -255,24 +216,6 @@
         </w:rPr>
         <w:t xml:space="preserve"> SIMÓN Pedro, siervo y apóstol de Jesucristo, á los que habéis alcanzado fe igualmente preciosa con nosotros en la justicia de nuestro Dios y Salvador Jesucristo:</w:t>
       </w:r>
-      <w:r>
-        <w:rPr>
-          <w:lang w:val="es_ES" w:bidi="es_ES"/>
-        </w:rPr>
-      </w:r>
-      <w:r>
-        <w:rPr>
-          <w:lang w:val="es_ES" w:bidi="es_ES"/>
-        </w:rPr>
-      </w:r>
-    </w:p>
-    <w:p>
-      <w:pPr/>
-      <w:r>
-        <w:rPr>
-          <w:lang w:val="es_ES" w:bidi="es_ES"/>
-        </w:rPr>
-      </w:r>
     </w:p>
     <w:p>
       <w:pPr/>
@@ -294,24 +237,6 @@
         </w:rPr>
         <w:t xml:space="preserve"> Gracia y paz os sea multiplicada en el conocimiento de Dios, y de nuestro Señor Jesús.</w:t>
       </w:r>
-      <w:r>
-        <w:rPr>
-          <w:lang w:val="es_ES" w:bidi="es_ES"/>
-        </w:rPr>
-      </w:r>
-      <w:r>
-        <w:rPr>
-          <w:lang w:val="es_ES" w:bidi="es_ES"/>
-        </w:rPr>
-      </w:r>
-    </w:p>
-    <w:p>
-      <w:pPr/>
-      <w:r>
-        <w:rPr>
-          <w:lang w:val="es_ES" w:bidi="es_ES"/>
-        </w:rPr>
-      </w:r>
     </w:p>
     <w:p>
       <w:pPr/>
@@ -333,24 +258,6 @@
         </w:rPr>
         <w:t xml:space="preserve"> Como todas las cosas que pertenecen á la vida y á la piedad nos sean dadas de su divina potencia, por el conocimiento de aquel que nos ha llamado por su gloria y virtud:</w:t>
       </w:r>
-      <w:r>
-        <w:rPr>
-          <w:lang w:val="es_ES" w:bidi="es_ES"/>
-        </w:rPr>
-      </w:r>
-      <w:r>
-        <w:rPr>
-          <w:lang w:val="es_ES" w:bidi="es_ES"/>
-        </w:rPr>
-      </w:r>
-    </w:p>
-    <w:p>
-      <w:pPr/>
-      <w:r>
-        <w:rPr>
-          <w:lang w:val="es_ES" w:bidi="es_ES"/>
-        </w:rPr>
-      </w:r>
     </w:p>
     <w:p>
       <w:pPr/>
@@ -372,24 +279,6 @@
         </w:rPr>
         <w:t xml:space="preserve"> Por las cuales nos son dadas preciosas y grandísimas promesas, para que por ellas fueseis hechos participantes de la naturaleza divina, habiendo huído de la corrupción que está en el mundo por concupiscencia.</w:t>
       </w:r>
-      <w:r>
-        <w:rPr>
-          <w:lang w:val="es_ES" w:bidi="es_ES"/>
-        </w:rPr>
-      </w:r>
-      <w:r>
-        <w:rPr>
-          <w:lang w:val="es_ES" w:bidi="es_ES"/>
-        </w:rPr>
-      </w:r>
-    </w:p>
-    <w:p>
-      <w:pPr/>
-      <w:r>
-        <w:rPr>
-          <w:lang w:val="es_ES" w:bidi="es_ES"/>
-        </w:rPr>
-      </w:r>
     </w:p>
     <w:p>
       <w:pPr/>
@@ -411,24 +300,6 @@
         </w:rPr>
         <w:t xml:space="preserve"> Vosotros también, poniendo toda diligencia por esto mismo, mostrad en vuestra fe virtud, y en la virtud ciencia;</w:t>
       </w:r>
-      <w:r>
-        <w:rPr>
-          <w:lang w:val="es_ES" w:bidi="es_ES"/>
-        </w:rPr>
-      </w:r>
-      <w:r>
-        <w:rPr>
-          <w:lang w:val="es_ES" w:bidi="es_ES"/>
-        </w:rPr>
-      </w:r>
-    </w:p>
-    <w:p>
-      <w:pPr/>
-      <w:r>
-        <w:rPr>
-          <w:lang w:val="es_ES" w:bidi="es_ES"/>
-        </w:rPr>
-      </w:r>
     </w:p>
     <w:p>
       <w:pPr/>
@@ -450,24 +321,6 @@
         </w:rPr>
         <w:t xml:space="preserve"> Y en la ciencia templanza, y en la templanza paciencia, y en la paciencia temor de Dios;</w:t>
       </w:r>
-      <w:r>
-        <w:rPr>
-          <w:lang w:val="es_ES" w:bidi="es_ES"/>
-        </w:rPr>
-      </w:r>
-      <w:r>
-        <w:rPr>
-          <w:lang w:val="es_ES" w:bidi="es_ES"/>
-        </w:rPr>
-      </w:r>
-    </w:p>
-    <w:p>
-      <w:pPr/>
-      <w:r>
-        <w:rPr>
-          <w:lang w:val="es_ES" w:bidi="es_ES"/>
-        </w:rPr>
-      </w:r>
     </w:p>
     <w:p>
       <w:pPr/>
@@ -489,24 +342,6 @@
         </w:rPr>
         <w:t xml:space="preserve"> Y en el temor de Dios, amor fraternal, y en el amor fraternal caridad.</w:t>
       </w:r>
-      <w:r>
-        <w:rPr>
-          <w:lang w:val="es_ES" w:bidi="es_ES"/>
-        </w:rPr>
-      </w:r>
-      <w:r>
-        <w:rPr>
-          <w:lang w:val="es_ES" w:bidi="es_ES"/>
-        </w:rPr>
-      </w:r>
-    </w:p>
-    <w:p>
-      <w:pPr/>
-      <w:r>
-        <w:rPr>
-          <w:lang w:val="es_ES" w:bidi="es_ES"/>
-        </w:rPr>
-      </w:r>
     </w:p>
     <w:p>
       <w:pPr/>
@@ -528,24 +363,6 @@
         </w:rPr>
         <w:t xml:space="preserve"> Porque si en vosotros hay estas cosas, y abundan, no os dejarán estar ociosos, ni estériles en el conocimiento de nuestro Señor Jesucristo.</w:t>
       </w:r>
-      <w:r>
-        <w:rPr>
-          <w:lang w:val="es_ES" w:bidi="es_ES"/>
-        </w:rPr>
-      </w:r>
-      <w:r>
-        <w:rPr>
-          <w:lang w:val="es_ES" w:bidi="es_ES"/>
-        </w:rPr>
-      </w:r>
-    </w:p>
-    <w:p>
-      <w:pPr/>
-      <w:r>
-        <w:rPr>
-          <w:lang w:val="es_ES" w:bidi="es_ES"/>
-        </w:rPr>
-      </w:r>
     </w:p>
     <w:p>
       <w:pPr/>
@@ -567,24 +384,6 @@
         </w:rPr>
         <w:t xml:space="preserve"> Mas el que no tiene estas cosas, es ciego, y tiene la vista muy corta, habiendo olvidado la purificación de sus antiguos pecados.</w:t>
       </w:r>
-      <w:r>
-        <w:rPr>
-          <w:lang w:val="es_ES" w:bidi="es_ES"/>
-        </w:rPr>
-      </w:r>
-      <w:r>
-        <w:rPr>
-          <w:lang w:val="es_ES" w:bidi="es_ES"/>
-        </w:rPr>
-      </w:r>
-    </w:p>
-    <w:p>
-      <w:pPr/>
-      <w:r>
-        <w:rPr>
-          <w:lang w:val="es_ES" w:bidi="es_ES"/>
-        </w:rPr>
-      </w:r>
     </w:p>
     <w:p>
       <w:pPr/>
@@ -606,24 +405,6 @@
         </w:rPr>
         <w:t xml:space="preserve"> Por lo cual, hermanos, procurad tanto más de hacer firme vuestra vocación y elección; porque haciendo estas cosas, no caeréis jamás.</w:t>
       </w:r>
-      <w:r>
-        <w:rPr>
-          <w:lang w:val="es_ES" w:bidi="es_ES"/>
-        </w:rPr>
-      </w:r>
-      <w:r>
-        <w:rPr>
-          <w:lang w:val="es_ES" w:bidi="es_ES"/>
-        </w:rPr>
-      </w:r>
-    </w:p>
-    <w:p>
-      <w:pPr/>
-      <w:r>
-        <w:rPr>
-          <w:lang w:val="es_ES" w:bidi="es_ES"/>
-        </w:rPr>
-      </w:r>
     </w:p>
     <w:p>
       <w:pPr/>
@@ -645,24 +426,6 @@
         </w:rPr>
         <w:t xml:space="preserve"> Porque de esta manera os será abundantemente administrada la entrada en el reino eterno de nuestro Señor y Salvador Jesucristo.</w:t>
       </w:r>
-      <w:r>
-        <w:rPr>
-          <w:lang w:val="es_ES" w:bidi="es_ES"/>
-        </w:rPr>
-      </w:r>
-      <w:r>
-        <w:rPr>
-          <w:lang w:val="es_ES" w:bidi="es_ES"/>
-        </w:rPr>
-      </w:r>
-    </w:p>
-    <w:p>
-      <w:pPr/>
-      <w:r>
-        <w:rPr>
-          <w:lang w:val="es_ES" w:bidi="es_ES"/>
-        </w:rPr>
-      </w:r>
     </w:p>
     <w:p>
       <w:pPr/>
@@ -684,24 +447,6 @@
         </w:rPr>
         <w:t xml:space="preserve"> Por esto, yo no dejaré de amonestaros siempre de estas cosas, aunque vosotros las sepáis, y estéis confirmados en la verdad presente.</w:t>
       </w:r>
-      <w:r>
-        <w:rPr>
-          <w:lang w:val="es_ES" w:bidi="es_ES"/>
-        </w:rPr>
-      </w:r>
-      <w:r>
-        <w:rPr>
-          <w:lang w:val="es_ES" w:bidi="es_ES"/>
-        </w:rPr>
-      </w:r>
-    </w:p>
-    <w:p>
-      <w:pPr/>
-      <w:r>
-        <w:rPr>
-          <w:lang w:val="es_ES" w:bidi="es_ES"/>
-        </w:rPr>
-      </w:r>
     </w:p>
     <w:p>
       <w:pPr/>
@@ -723,24 +468,6 @@
         </w:rPr>
         <w:t xml:space="preserve"> Porque tengo por justo, en tanto que estoy en este tabernáculo, de incitaros con amonestación:</w:t>
       </w:r>
-      <w:r>
-        <w:rPr>
-          <w:lang w:val="es_ES" w:bidi="es_ES"/>
-        </w:rPr>
-      </w:r>
-      <w:r>
-        <w:rPr>
-          <w:lang w:val="es_ES" w:bidi="es_ES"/>
-        </w:rPr>
-      </w:r>
-    </w:p>
-    <w:p>
-      <w:pPr/>
-      <w:r>
-        <w:rPr>
-          <w:lang w:val="es_ES" w:bidi="es_ES"/>
-        </w:rPr>
-      </w:r>
     </w:p>
     <w:p>
       <w:pPr/>
@@ -762,24 +489,6 @@
         </w:rPr>
         <w:t xml:space="preserve"> Sabiendo que brevemente tengo de dejar mi tabernáculo, como nuestro Señor Jesucristo me ha declarado.</w:t>
       </w:r>
-      <w:r>
-        <w:rPr>
-          <w:lang w:val="es_ES" w:bidi="es_ES"/>
-        </w:rPr>
-      </w:r>
-      <w:r>
-        <w:rPr>
-          <w:lang w:val="es_ES" w:bidi="es_ES"/>
-        </w:rPr>
-      </w:r>
-    </w:p>
-    <w:p>
-      <w:pPr/>
-      <w:r>
-        <w:rPr>
-          <w:lang w:val="es_ES" w:bidi="es_ES"/>
-        </w:rPr>
-      </w:r>
     </w:p>
     <w:p>
       <w:pPr/>
@@ -801,24 +510,6 @@
         </w:rPr>
         <w:t xml:space="preserve"> También yo procuraré con diligencia, que después de mi fallecimiento, vosotros podáis siempre tener memoria de estas cosas.</w:t>
       </w:r>
-      <w:r>
-        <w:rPr>
-          <w:lang w:val="es_ES" w:bidi="es_ES"/>
-        </w:rPr>
-      </w:r>
-      <w:r>
-        <w:rPr>
-          <w:lang w:val="es_ES" w:bidi="es_ES"/>
-        </w:rPr>
-      </w:r>
-    </w:p>
-    <w:p>
-      <w:pPr/>
-      <w:r>
-        <w:rPr>
-          <w:lang w:val="es_ES" w:bidi="es_ES"/>
-        </w:rPr>
-      </w:r>
     </w:p>
     <w:p>
       <w:pPr/>
@@ -840,24 +531,6 @@
         </w:rPr>
         <w:t xml:space="preserve"> Porque no os hemos dado á conocer la potencia y la venida de nuestro Señor Jesucristo, siguiendo fábulas por arte compuestas; sino como habiendo con nuestros propios ojos visto su majestad.</w:t>
       </w:r>
-      <w:r>
-        <w:rPr>
-          <w:lang w:val="es_ES" w:bidi="es_ES"/>
-        </w:rPr>
-      </w:r>
-      <w:r>
-        <w:rPr>
-          <w:lang w:val="es_ES" w:bidi="es_ES"/>
-        </w:rPr>
-      </w:r>
-    </w:p>
-    <w:p>
-      <w:pPr/>
-      <w:r>
-        <w:rPr>
-          <w:lang w:val="es_ES" w:bidi="es_ES"/>
-        </w:rPr>
-      </w:r>
     </w:p>
     <w:p>
       <w:pPr/>
@@ -879,24 +552,6 @@
         </w:rPr>
         <w:t xml:space="preserve"> Porque él había recibido de Dios Padre honra y gloria, cuando una tal voz fué á él enviada de la magnífica gloria: Este es el amado Hijo mío, en el cual yo me he agradado.</w:t>
       </w:r>
-      <w:r>
-        <w:rPr>
-          <w:lang w:val="es_ES" w:bidi="es_ES"/>
-        </w:rPr>
-      </w:r>
-      <w:r>
-        <w:rPr>
-          <w:lang w:val="es_ES" w:bidi="es_ES"/>
-        </w:rPr>
-      </w:r>
-    </w:p>
-    <w:p>
-      <w:pPr/>
-      <w:r>
-        <w:rPr>
-          <w:lang w:val="es_ES" w:bidi="es_ES"/>
-        </w:rPr>
-      </w:r>
     </w:p>
     <w:p>
       <w:pPr/>
@@ -918,24 +573,6 @@
         </w:rPr>
         <w:t xml:space="preserve"> Y nosotros oímos esta voz enviada del cielo, cuando estábamos juntamente con él en el monte santo.</w:t>
       </w:r>
-      <w:r>
-        <w:rPr>
-          <w:lang w:val="es_ES" w:bidi="es_ES"/>
-        </w:rPr>
-      </w:r>
-      <w:r>
-        <w:rPr>
-          <w:lang w:val="es_ES" w:bidi="es_ES"/>
-        </w:rPr>
-      </w:r>
-    </w:p>
-    <w:p>
-      <w:pPr/>
-      <w:r>
-        <w:rPr>
-          <w:lang w:val="es_ES" w:bidi="es_ES"/>
-        </w:rPr>
-      </w:r>
     </w:p>
     <w:p>
       <w:pPr/>
@@ -957,24 +594,6 @@
         </w:rPr>
         <w:t xml:space="preserve"> Tenemos también la palabra profética más permanente, á la cual hacéis bien de estar atentos como á una antorcha que alumbra en lugar oscuro hasta que el día esclarezca, y el lucero de la mañana salga en vuestros corazones:</w:t>
       </w:r>
-      <w:r>
-        <w:rPr>
-          <w:lang w:val="es_ES" w:bidi="es_ES"/>
-        </w:rPr>
-      </w:r>
-      <w:r>
-        <w:rPr>
-          <w:lang w:val="es_ES" w:bidi="es_ES"/>
-        </w:rPr>
-      </w:r>
-    </w:p>
-    <w:p>
-      <w:pPr/>
-      <w:r>
-        <w:rPr>
-          <w:lang w:val="es_ES" w:bidi="es_ES"/>
-        </w:rPr>
-      </w:r>
     </w:p>
     <w:p>
       <w:pPr/>
@@ -996,24 +615,6 @@
         </w:rPr>
         <w:t xml:space="preserve"> Entendiendo primero esto, que ninguna profecía de la Escritura es de particular interpretación;</w:t>
       </w:r>
-      <w:r>
-        <w:rPr>
-          <w:lang w:val="es_ES" w:bidi="es_ES"/>
-        </w:rPr>
-      </w:r>
-      <w:r>
-        <w:rPr>
-          <w:lang w:val="es_ES" w:bidi="es_ES"/>
-        </w:rPr>
-      </w:r>
-    </w:p>
-    <w:p>
-      <w:pPr/>
-      <w:r>
-        <w:rPr>
-          <w:lang w:val="es_ES" w:bidi="es_ES"/>
-        </w:rPr>
-      </w:r>
     </w:p>
     <w:p>
       <w:pPr/>
@@ -1035,24 +636,6 @@
         </w:rPr>
         <w:t xml:space="preserve"> Porque la profecía no fué en los tiempos pasados traída por voluntad humana, sino los santos hombres de Dios hablaron siendo inspirados del Espíritu Santo.</w:t>
       </w:r>
-      <w:r>
-        <w:rPr>
-          <w:lang w:val="es_ES" w:bidi="es_ES"/>
-        </w:rPr>
-      </w:r>
-      <w:r>
-        <w:rPr>
-          <w:lang w:val="es_ES" w:bidi="es_ES"/>
-        </w:rPr>
-      </w:r>
-    </w:p>
-    <w:p>
-      <w:pPr/>
-      <w:r>
-        <w:rPr>
-          <w:lang w:val="es_ES" w:bidi="es_ES"/>
-        </w:rPr>
-      </w:r>
     </w:p>
     <w:p>
       <w:pPr>
@@ -1062,7 +645,7 @@
         <w:rPr>
           <w:lang w:val="es_ES" w:bidi="es_ES"/>
         </w:rPr>
-        <w:t>2 Peter 2:1</w:t>
+        <w:t>2 Pedro 2:1</w:t>
       </w:r>
       <w:r>
         <w:rPr>
@@ -1090,24 +673,6 @@
         </w:rPr>
         <w:t xml:space="preserve"> PERO hubo también falsos profetas en el pueblo, como habrá entre vosotros falsos doctores, que introducirán encubiertamente herejías de perdición, y negarán al Señor que los rescató, atrayendo sobre sí mismos perdición acelerada.</w:t>
       </w:r>
-      <w:r>
-        <w:rPr>
-          <w:lang w:val="es_ES" w:bidi="es_ES"/>
-        </w:rPr>
-      </w:r>
-      <w:r>
-        <w:rPr>
-          <w:lang w:val="es_ES" w:bidi="es_ES"/>
-        </w:rPr>
-      </w:r>
-    </w:p>
-    <w:p>
-      <w:pPr/>
-      <w:r>
-        <w:rPr>
-          <w:lang w:val="es_ES" w:bidi="es_ES"/>
-        </w:rPr>
-      </w:r>
     </w:p>
     <w:p>
       <w:pPr/>
@@ -1129,24 +694,6 @@
         </w:rPr>
         <w:t xml:space="preserve"> Y muchos seguirán sus disoluciones, por los cuales el camino de la verdad será blasfemado;</w:t>
       </w:r>
-      <w:r>
-        <w:rPr>
-          <w:lang w:val="es_ES" w:bidi="es_ES"/>
-        </w:rPr>
-      </w:r>
-      <w:r>
-        <w:rPr>
-          <w:lang w:val="es_ES" w:bidi="es_ES"/>
-        </w:rPr>
-      </w:r>
-    </w:p>
-    <w:p>
-      <w:pPr/>
-      <w:r>
-        <w:rPr>
-          <w:lang w:val="es_ES" w:bidi="es_ES"/>
-        </w:rPr>
-      </w:r>
     </w:p>
     <w:p>
       <w:pPr/>
@@ -1168,24 +715,6 @@
         </w:rPr>
         <w:t xml:space="preserve"> Y por avaricia harán mercadería de vosotros con palabras fingidas; sobre los cuales la condenación ya de largo tiempo no se tarda, y su perdición no se duerme.</w:t>
       </w:r>
-      <w:r>
-        <w:rPr>
-          <w:lang w:val="es_ES" w:bidi="es_ES"/>
-        </w:rPr>
-      </w:r>
-      <w:r>
-        <w:rPr>
-          <w:lang w:val="es_ES" w:bidi="es_ES"/>
-        </w:rPr>
-      </w:r>
-    </w:p>
-    <w:p>
-      <w:pPr/>
-      <w:r>
-        <w:rPr>
-          <w:lang w:val="es_ES" w:bidi="es_ES"/>
-        </w:rPr>
-      </w:r>
     </w:p>
     <w:p>
       <w:pPr/>
@@ -1207,24 +736,6 @@
         </w:rPr>
         <w:t xml:space="preserve"> Porque si Dios no perdonó á los ángeles que habían pecado, sino que habiéndolos despeñado en el infierno con cadenas de oscuridad, los entregó para ser reservados al juicio;</w:t>
       </w:r>
-      <w:r>
-        <w:rPr>
-          <w:lang w:val="es_ES" w:bidi="es_ES"/>
-        </w:rPr>
-      </w:r>
-      <w:r>
-        <w:rPr>
-          <w:lang w:val="es_ES" w:bidi="es_ES"/>
-        </w:rPr>
-      </w:r>
-    </w:p>
-    <w:p>
-      <w:pPr/>
-      <w:r>
-        <w:rPr>
-          <w:lang w:val="es_ES" w:bidi="es_ES"/>
-        </w:rPr>
-      </w:r>
     </w:p>
     <w:p>
       <w:pPr/>
@@ -1246,24 +757,6 @@
         </w:rPr>
         <w:t xml:space="preserve"> Y si no perdonó al mundo viejo, mas guardó á Noé, pregonero de justicia, con otras siete personas, trayendo el diluvio sobre el mundo de malvados;</w:t>
       </w:r>
-      <w:r>
-        <w:rPr>
-          <w:lang w:val="es_ES" w:bidi="es_ES"/>
-        </w:rPr>
-      </w:r>
-      <w:r>
-        <w:rPr>
-          <w:lang w:val="es_ES" w:bidi="es_ES"/>
-        </w:rPr>
-      </w:r>
-    </w:p>
-    <w:p>
-      <w:pPr/>
-      <w:r>
-        <w:rPr>
-          <w:lang w:val="es_ES" w:bidi="es_ES"/>
-        </w:rPr>
-      </w:r>
     </w:p>
     <w:p>
       <w:pPr/>
@@ -1285,24 +778,6 @@
         </w:rPr>
         <w:t xml:space="preserve"> Y si condenó por destrucción las ciudades de Sodoma y de Gomorra, tornándolas en ceniza, y poniéndolas por ejemplo á los que habían de vivir sin temor y reverencia de Dios;</w:t>
       </w:r>
-      <w:r>
-        <w:rPr>
-          <w:lang w:val="es_ES" w:bidi="es_ES"/>
-        </w:rPr>
-      </w:r>
-      <w:r>
-        <w:rPr>
-          <w:lang w:val="es_ES" w:bidi="es_ES"/>
-        </w:rPr>
-      </w:r>
-    </w:p>
-    <w:p>
-      <w:pPr/>
-      <w:r>
-        <w:rPr>
-          <w:lang w:val="es_ES" w:bidi="es_ES"/>
-        </w:rPr>
-      </w:r>
     </w:p>
     <w:p>
       <w:pPr/>
@@ -1324,24 +799,6 @@
         </w:rPr>
         <w:t xml:space="preserve"> Y libró al justo Lot, acosado por la nefanda conducta de los malvados;</w:t>
       </w:r>
-      <w:r>
-        <w:rPr>
-          <w:lang w:val="es_ES" w:bidi="es_ES"/>
-        </w:rPr>
-      </w:r>
-      <w:r>
-        <w:rPr>
-          <w:lang w:val="es_ES" w:bidi="es_ES"/>
-        </w:rPr>
-      </w:r>
-    </w:p>
-    <w:p>
-      <w:pPr/>
-      <w:r>
-        <w:rPr>
-          <w:lang w:val="es_ES" w:bidi="es_ES"/>
-        </w:rPr>
-      </w:r>
     </w:p>
     <w:p>
       <w:pPr/>
@@ -1363,24 +820,6 @@
         </w:rPr>
         <w:t xml:space="preserve"> (Porque este justo, con ver y oir, morando entre ellos, afligía cada día su alma justa con los hechos de aquellos injustos;)</w:t>
       </w:r>
-      <w:r>
-        <w:rPr>
-          <w:lang w:val="es_ES" w:bidi="es_ES"/>
-        </w:rPr>
-      </w:r>
-      <w:r>
-        <w:rPr>
-          <w:lang w:val="es_ES" w:bidi="es_ES"/>
-        </w:rPr>
-      </w:r>
-    </w:p>
-    <w:p>
-      <w:pPr/>
-      <w:r>
-        <w:rPr>
-          <w:lang w:val="es_ES" w:bidi="es_ES"/>
-        </w:rPr>
-      </w:r>
     </w:p>
     <w:p>
       <w:pPr/>
@@ -1402,24 +841,6 @@
         </w:rPr>
         <w:t xml:space="preserve"> Sabe el Señor librar de tentación á los píos, y reservar á los injustos para ser atormentados en el día del juicio;</w:t>
       </w:r>
-      <w:r>
-        <w:rPr>
-          <w:lang w:val="es_ES" w:bidi="es_ES"/>
-        </w:rPr>
-      </w:r>
-      <w:r>
-        <w:rPr>
-          <w:lang w:val="es_ES" w:bidi="es_ES"/>
-        </w:rPr>
-      </w:r>
-    </w:p>
-    <w:p>
-      <w:pPr/>
-      <w:r>
-        <w:rPr>
-          <w:lang w:val="es_ES" w:bidi="es_ES"/>
-        </w:rPr>
-      </w:r>
     </w:p>
     <w:p>
       <w:pPr/>
@@ -1441,24 +862,6 @@
         </w:rPr>
         <w:t xml:space="preserve"> Y principalmente á aquellos que, siguiendo la carne, andan en concupiscencia é inmundicia, y desprecian la potestad; atrevidos, contumaces, que no temen decir mal de las potestades superiores:</w:t>
       </w:r>
-      <w:r>
-        <w:rPr>
-          <w:lang w:val="es_ES" w:bidi="es_ES"/>
-        </w:rPr>
-      </w:r>
-      <w:r>
-        <w:rPr>
-          <w:lang w:val="es_ES" w:bidi="es_ES"/>
-        </w:rPr>
-      </w:r>
-    </w:p>
-    <w:p>
-      <w:pPr/>
-      <w:r>
-        <w:rPr>
-          <w:lang w:val="es_ES" w:bidi="es_ES"/>
-        </w:rPr>
-      </w:r>
     </w:p>
     <w:p>
       <w:pPr/>
@@ -1480,24 +883,6 @@
         </w:rPr>
         <w:t xml:space="preserve"> Como quiera que los mismos ángeles, que son mayores en fuerza y en potencia, no pronuncian juicio de maldición contra ellas delante del Señor.</w:t>
       </w:r>
-      <w:r>
-        <w:rPr>
-          <w:lang w:val="es_ES" w:bidi="es_ES"/>
-        </w:rPr>
-      </w:r>
-      <w:r>
-        <w:rPr>
-          <w:lang w:val="es_ES" w:bidi="es_ES"/>
-        </w:rPr>
-      </w:r>
-    </w:p>
-    <w:p>
-      <w:pPr/>
-      <w:r>
-        <w:rPr>
-          <w:lang w:val="es_ES" w:bidi="es_ES"/>
-        </w:rPr>
-      </w:r>
     </w:p>
     <w:p>
       <w:pPr/>
@@ -1519,24 +904,6 @@
         </w:rPr>
         <w:t xml:space="preserve"> Mas éstos, diciendo mal de las cosas que no entienden, como bestias brutas, que naturalmente son hechas para presa y destrucción, perecerán en su perdición,</w:t>
       </w:r>
-      <w:r>
-        <w:rPr>
-          <w:lang w:val="es_ES" w:bidi="es_ES"/>
-        </w:rPr>
-      </w:r>
-      <w:r>
-        <w:rPr>
-          <w:lang w:val="es_ES" w:bidi="es_ES"/>
-        </w:rPr>
-      </w:r>
-    </w:p>
-    <w:p>
-      <w:pPr/>
-      <w:r>
-        <w:rPr>
-          <w:lang w:val="es_ES" w:bidi="es_ES"/>
-        </w:rPr>
-      </w:r>
     </w:p>
     <w:p>
       <w:pPr/>
@@ -1558,24 +925,6 @@
         </w:rPr>
         <w:t xml:space="preserve"> Recibiendo el galardón de su injusticia, ya que reputan por delicia poder gozar de deleites cada día. Estos son suciedades y manchas, los cuales comiendo con vosotros, juntamente se recrean en sus errores;</w:t>
       </w:r>
-      <w:r>
-        <w:rPr>
-          <w:lang w:val="es_ES" w:bidi="es_ES"/>
-        </w:rPr>
-      </w:r>
-      <w:r>
-        <w:rPr>
-          <w:lang w:val="es_ES" w:bidi="es_ES"/>
-        </w:rPr>
-      </w:r>
-    </w:p>
-    <w:p>
-      <w:pPr/>
-      <w:r>
-        <w:rPr>
-          <w:lang w:val="es_ES" w:bidi="es_ES"/>
-        </w:rPr>
-      </w:r>
     </w:p>
     <w:p>
       <w:pPr/>
@@ -1597,24 +946,6 @@
         </w:rPr>
         <w:t xml:space="preserve"> Teniendo los ojos llenos de adulterio, y no saben cesar de pecar; cebando las almas inconstantes; teniendo el corazón ejercitado en codicias, siendo hijos de maldición;</w:t>
       </w:r>
-      <w:r>
-        <w:rPr>
-          <w:lang w:val="es_ES" w:bidi="es_ES"/>
-        </w:rPr>
-      </w:r>
-      <w:r>
-        <w:rPr>
-          <w:lang w:val="es_ES" w:bidi="es_ES"/>
-        </w:rPr>
-      </w:r>
-    </w:p>
-    <w:p>
-      <w:pPr/>
-      <w:r>
-        <w:rPr>
-          <w:lang w:val="es_ES" w:bidi="es_ES"/>
-        </w:rPr>
-      </w:r>
     </w:p>
     <w:p>
       <w:pPr/>
@@ -1636,24 +967,6 @@
         </w:rPr>
         <w:t xml:space="preserve"> Que han dejado el camino derecho, y se han extraviado, siguiendo el camino de Balaam, hijo de Bosor, el cual amó el premio de la maldad.</w:t>
       </w:r>
-      <w:r>
-        <w:rPr>
-          <w:lang w:val="es_ES" w:bidi="es_ES"/>
-        </w:rPr>
-      </w:r>
-      <w:r>
-        <w:rPr>
-          <w:lang w:val="es_ES" w:bidi="es_ES"/>
-        </w:rPr>
-      </w:r>
-    </w:p>
-    <w:p>
-      <w:pPr/>
-      <w:r>
-        <w:rPr>
-          <w:lang w:val="es_ES" w:bidi="es_ES"/>
-        </w:rPr>
-      </w:r>
     </w:p>
     <w:p>
       <w:pPr/>
@@ -1675,24 +988,6 @@
         </w:rPr>
         <w:t xml:space="preserve"> Y fué reprendido por su iniquidad: una muda bestia de carga, hablando en voz de hombre, refrenó la locura del profeta.</w:t>
       </w:r>
-      <w:r>
-        <w:rPr>
-          <w:lang w:val="es_ES" w:bidi="es_ES"/>
-        </w:rPr>
-      </w:r>
-      <w:r>
-        <w:rPr>
-          <w:lang w:val="es_ES" w:bidi="es_ES"/>
-        </w:rPr>
-      </w:r>
-    </w:p>
-    <w:p>
-      <w:pPr/>
-      <w:r>
-        <w:rPr>
-          <w:lang w:val="es_ES" w:bidi="es_ES"/>
-        </w:rPr>
-      </w:r>
     </w:p>
     <w:p>
       <w:pPr/>
@@ -1714,24 +1009,6 @@
         </w:rPr>
         <w:t xml:space="preserve"> Estos son fuentes sin agua, y nubes traídas de torbellino de viento: para los cuales está guardada la oscuridad de las tinieblas para siempre.</w:t>
       </w:r>
-      <w:r>
-        <w:rPr>
-          <w:lang w:val="es_ES" w:bidi="es_ES"/>
-        </w:rPr>
-      </w:r>
-      <w:r>
-        <w:rPr>
-          <w:lang w:val="es_ES" w:bidi="es_ES"/>
-        </w:rPr>
-      </w:r>
-    </w:p>
-    <w:p>
-      <w:pPr/>
-      <w:r>
-        <w:rPr>
-          <w:lang w:val="es_ES" w:bidi="es_ES"/>
-        </w:rPr>
-      </w:r>
     </w:p>
     <w:p>
       <w:pPr/>
@@ -1753,24 +1030,6 @@
         </w:rPr>
         <w:t xml:space="preserve"> Porque hablando arrogantes palabras de vanidad, ceban con las concupiscencias de la carne en disoluciones á los que verdaderamente habían huído de los que conversan en error;</w:t>
       </w:r>
-      <w:r>
-        <w:rPr>
-          <w:lang w:val="es_ES" w:bidi="es_ES"/>
-        </w:rPr>
-      </w:r>
-      <w:r>
-        <w:rPr>
-          <w:lang w:val="es_ES" w:bidi="es_ES"/>
-        </w:rPr>
-      </w:r>
-    </w:p>
-    <w:p>
-      <w:pPr/>
-      <w:r>
-        <w:rPr>
-          <w:lang w:val="es_ES" w:bidi="es_ES"/>
-        </w:rPr>
-      </w:r>
     </w:p>
     <w:p>
       <w:pPr/>
@@ -1792,24 +1051,6 @@
         </w:rPr>
         <w:t xml:space="preserve"> Prometiéndoles libertad, siendo ellos mismos siervos de corrupción. Porque el que es de alguno vencido, es sujeto á la servidumbre del que lo venció.</w:t>
       </w:r>
-      <w:r>
-        <w:rPr>
-          <w:lang w:val="es_ES" w:bidi="es_ES"/>
-        </w:rPr>
-      </w:r>
-      <w:r>
-        <w:rPr>
-          <w:lang w:val="es_ES" w:bidi="es_ES"/>
-        </w:rPr>
-      </w:r>
-    </w:p>
-    <w:p>
-      <w:pPr/>
-      <w:r>
-        <w:rPr>
-          <w:lang w:val="es_ES" w:bidi="es_ES"/>
-        </w:rPr>
-      </w:r>
     </w:p>
     <w:p>
       <w:pPr/>
@@ -1831,24 +1072,6 @@
         </w:rPr>
         <w:t xml:space="preserve"> Ciertamente, si habiéndose ellos apartado de las contaminaciones del mundo, por el conocimiento del Señor y Salvador Jesucristo, y otra vez envolviéndose en ellas, son vencidos, sus postrimerías les son hechas peores que los principios.</w:t>
       </w:r>
-      <w:r>
-        <w:rPr>
-          <w:lang w:val="es_ES" w:bidi="es_ES"/>
-        </w:rPr>
-      </w:r>
-      <w:r>
-        <w:rPr>
-          <w:lang w:val="es_ES" w:bidi="es_ES"/>
-        </w:rPr>
-      </w:r>
-    </w:p>
-    <w:p>
-      <w:pPr/>
-      <w:r>
-        <w:rPr>
-          <w:lang w:val="es_ES" w:bidi="es_ES"/>
-        </w:rPr>
-      </w:r>
     </w:p>
     <w:p>
       <w:pPr/>
@@ -1870,24 +1093,6 @@
         </w:rPr>
         <w:t xml:space="preserve"> Porque mejor les hubiera sido no haber conocido el camino de la justicia, que después de haberlo conocido, tornarse atrás del santo mandamiento que les fué dado.</w:t>
       </w:r>
-      <w:r>
-        <w:rPr>
-          <w:lang w:val="es_ES" w:bidi="es_ES"/>
-        </w:rPr>
-      </w:r>
-      <w:r>
-        <w:rPr>
-          <w:lang w:val="es_ES" w:bidi="es_ES"/>
-        </w:rPr>
-      </w:r>
-    </w:p>
-    <w:p>
-      <w:pPr/>
-      <w:r>
-        <w:rPr>
-          <w:lang w:val="es_ES" w:bidi="es_ES"/>
-        </w:rPr>
-      </w:r>
     </w:p>
     <w:p>
       <w:pPr/>
@@ -1909,24 +1114,6 @@
         </w:rPr>
         <w:t xml:space="preserve"> Pero les ha acontecido lo del verdadero proverbio: El perro se volvió á su vómito, y la puerca lavada á revolcarse en el cieno.</w:t>
       </w:r>
-      <w:r>
-        <w:rPr>
-          <w:lang w:val="es_ES" w:bidi="es_ES"/>
-        </w:rPr>
-      </w:r>
-      <w:r>
-        <w:rPr>
-          <w:lang w:val="es_ES" w:bidi="es_ES"/>
-        </w:rPr>
-      </w:r>
-    </w:p>
-    <w:p>
-      <w:pPr/>
-      <w:r>
-        <w:rPr>
-          <w:lang w:val="es_ES" w:bidi="es_ES"/>
-        </w:rPr>
-      </w:r>
     </w:p>
     <w:p>
       <w:pPr>
@@ -1936,7 +1123,7 @@
         <w:rPr>
           <w:lang w:val="es_ES" w:bidi="es_ES"/>
         </w:rPr>
-        <w:t>2 Peter 3:1</w:t>
+        <w:t>2 Pedro 3:1</w:t>
       </w:r>
       <w:r>
         <w:rPr>
@@ -1964,24 +1151,6 @@
         </w:rPr>
         <w:t xml:space="preserve"> CARÍSIMOS, yo os escribo ahora esta segunda carta, por las cuales ambas despierto con exhortación vuestro limpio entendimiento;</w:t>
       </w:r>
-      <w:r>
-        <w:rPr>
-          <w:lang w:val="es_ES" w:bidi="es_ES"/>
-        </w:rPr>
-      </w:r>
-      <w:r>
-        <w:rPr>
-          <w:lang w:val="es_ES" w:bidi="es_ES"/>
-        </w:rPr>
-      </w:r>
-    </w:p>
-    <w:p>
-      <w:pPr/>
-      <w:r>
-        <w:rPr>
-          <w:lang w:val="es_ES" w:bidi="es_ES"/>
-        </w:rPr>
-      </w:r>
     </w:p>
     <w:p>
       <w:pPr/>
@@ -2003,24 +1172,6 @@
         </w:rPr>
         <w:t xml:space="preserve"> Para que tengáis memoria de las palabras que antes han sido dichas por los santos profetas, y de nuestro mandamiento, que somos apóstoles del Señor y Salvador:</w:t>
       </w:r>
-      <w:r>
-        <w:rPr>
-          <w:lang w:val="es_ES" w:bidi="es_ES"/>
-        </w:rPr>
-      </w:r>
-      <w:r>
-        <w:rPr>
-          <w:lang w:val="es_ES" w:bidi="es_ES"/>
-        </w:rPr>
-      </w:r>
-    </w:p>
-    <w:p>
-      <w:pPr/>
-      <w:r>
-        <w:rPr>
-          <w:lang w:val="es_ES" w:bidi="es_ES"/>
-        </w:rPr>
-      </w:r>
     </w:p>
     <w:p>
       <w:pPr/>
@@ -2042,24 +1193,6 @@
         </w:rPr>
         <w:t xml:space="preserve"> Sabiendo primero esto, que en los postrimeros días vendrán burladores, andando según sus propias concupiscencias,</w:t>
       </w:r>
-      <w:r>
-        <w:rPr>
-          <w:lang w:val="es_ES" w:bidi="es_ES"/>
-        </w:rPr>
-      </w:r>
-      <w:r>
-        <w:rPr>
-          <w:lang w:val="es_ES" w:bidi="es_ES"/>
-        </w:rPr>
-      </w:r>
-    </w:p>
-    <w:p>
-      <w:pPr/>
-      <w:r>
-        <w:rPr>
-          <w:lang w:val="es_ES" w:bidi="es_ES"/>
-        </w:rPr>
-      </w:r>
     </w:p>
     <w:p>
       <w:pPr/>
@@ -2081,24 +1214,6 @@
         </w:rPr>
         <w:t xml:space="preserve"> Y diciendo: ¿Dónde está la promesa de su advenimiento? porque desde el día en que los padres durmieron, todas las cosas permanecen así como desde el principio de la creación.</w:t>
       </w:r>
-      <w:r>
-        <w:rPr>
-          <w:lang w:val="es_ES" w:bidi="es_ES"/>
-        </w:rPr>
-      </w:r>
-      <w:r>
-        <w:rPr>
-          <w:lang w:val="es_ES" w:bidi="es_ES"/>
-        </w:rPr>
-      </w:r>
-    </w:p>
-    <w:p>
-      <w:pPr/>
-      <w:r>
-        <w:rPr>
-          <w:lang w:val="es_ES" w:bidi="es_ES"/>
-        </w:rPr>
-      </w:r>
     </w:p>
     <w:p>
       <w:pPr/>
@@ -2120,24 +1235,6 @@
         </w:rPr>
         <w:t xml:space="preserve"> Cierto ellos ignoran voluntariamente, que los cielos fueron en el tiempo antiguo, y la tierra que por agua y en agua está asentada, por la palabra de Dios;</w:t>
       </w:r>
-      <w:r>
-        <w:rPr>
-          <w:lang w:val="es_ES" w:bidi="es_ES"/>
-        </w:rPr>
-      </w:r>
-      <w:r>
-        <w:rPr>
-          <w:lang w:val="es_ES" w:bidi="es_ES"/>
-        </w:rPr>
-      </w:r>
-    </w:p>
-    <w:p>
-      <w:pPr/>
-      <w:r>
-        <w:rPr>
-          <w:lang w:val="es_ES" w:bidi="es_ES"/>
-        </w:rPr>
-      </w:r>
     </w:p>
     <w:p>
       <w:pPr/>
@@ -2159,24 +1256,6 @@
         </w:rPr>
         <w:t xml:space="preserve"> Por lo cual el mundo de entonces pereció anegado en agua:</w:t>
       </w:r>
-      <w:r>
-        <w:rPr>
-          <w:lang w:val="es_ES" w:bidi="es_ES"/>
-        </w:rPr>
-      </w:r>
-      <w:r>
-        <w:rPr>
-          <w:lang w:val="es_ES" w:bidi="es_ES"/>
-        </w:rPr>
-      </w:r>
-    </w:p>
-    <w:p>
-      <w:pPr/>
-      <w:r>
-        <w:rPr>
-          <w:lang w:val="es_ES" w:bidi="es_ES"/>
-        </w:rPr>
-      </w:r>
     </w:p>
     <w:p>
       <w:pPr/>
@@ -2198,24 +1277,6 @@
         </w:rPr>
         <w:t xml:space="preserve"> Mas los cielos que son ahora, y la tierra, son conservados por la misma palabra, guardados para el fuego en el día del juicio, y de la perdición de los hombres impíos.</w:t>
       </w:r>
-      <w:r>
-        <w:rPr>
-          <w:lang w:val="es_ES" w:bidi="es_ES"/>
-        </w:rPr>
-      </w:r>
-      <w:r>
-        <w:rPr>
-          <w:lang w:val="es_ES" w:bidi="es_ES"/>
-        </w:rPr>
-      </w:r>
-    </w:p>
-    <w:p>
-      <w:pPr/>
-      <w:r>
-        <w:rPr>
-          <w:lang w:val="es_ES" w:bidi="es_ES"/>
-        </w:rPr>
-      </w:r>
     </w:p>
     <w:p>
       <w:pPr/>
@@ -2237,24 +1298,6 @@
         </w:rPr>
         <w:t xml:space="preserve"> Mas, oh amados, no ignoréis esta una cosa: que un día delante del Señor es como mil años y mil años como un día.</w:t>
       </w:r>
-      <w:r>
-        <w:rPr>
-          <w:lang w:val="es_ES" w:bidi="es_ES"/>
-        </w:rPr>
-      </w:r>
-      <w:r>
-        <w:rPr>
-          <w:lang w:val="es_ES" w:bidi="es_ES"/>
-        </w:rPr>
-      </w:r>
-    </w:p>
-    <w:p>
-      <w:pPr/>
-      <w:r>
-        <w:rPr>
-          <w:lang w:val="es_ES" w:bidi="es_ES"/>
-        </w:rPr>
-      </w:r>
     </w:p>
     <w:p>
       <w:pPr/>
@@ -2276,24 +1319,6 @@
         </w:rPr>
         <w:t xml:space="preserve"> El Señor no tarda su promesa, como algunos la tienen por tardanza; sino que es paciente para con nosotros, no queriendo que ninguno perezca, sino que todos procedan al arrepentimiento.</w:t>
       </w:r>
-      <w:r>
-        <w:rPr>
-          <w:lang w:val="es_ES" w:bidi="es_ES"/>
-        </w:rPr>
-      </w:r>
-      <w:r>
-        <w:rPr>
-          <w:lang w:val="es_ES" w:bidi="es_ES"/>
-        </w:rPr>
-      </w:r>
-    </w:p>
-    <w:p>
-      <w:pPr/>
-      <w:r>
-        <w:rPr>
-          <w:lang w:val="es_ES" w:bidi="es_ES"/>
-        </w:rPr>
-      </w:r>
     </w:p>
     <w:p>
       <w:pPr/>
@@ -2315,24 +1340,6 @@
         </w:rPr>
         <w:t xml:space="preserve"> Mas el día del Señor vendrá como ladrón en la noche; en el cual los cielos pasarán con grande estruendo, y los elementos ardiendo serán deshechos, y la tierra y las obras que en ella están serán quemadas.</w:t>
       </w:r>
-      <w:r>
-        <w:rPr>
-          <w:lang w:val="es_ES" w:bidi="es_ES"/>
-        </w:rPr>
-      </w:r>
-      <w:r>
-        <w:rPr>
-          <w:lang w:val="es_ES" w:bidi="es_ES"/>
-        </w:rPr>
-      </w:r>
-    </w:p>
-    <w:p>
-      <w:pPr/>
-      <w:r>
-        <w:rPr>
-          <w:lang w:val="es_ES" w:bidi="es_ES"/>
-        </w:rPr>
-      </w:r>
     </w:p>
     <w:p>
       <w:pPr/>
@@ -2354,24 +1361,6 @@
         </w:rPr>
         <w:t xml:space="preserve"> Pues como todas estas cosas han de ser deshechas, ¿qué tales conviene que vosotros seáis en santas y pías conversaciones,</w:t>
       </w:r>
-      <w:r>
-        <w:rPr>
-          <w:lang w:val="es_ES" w:bidi="es_ES"/>
-        </w:rPr>
-      </w:r>
-      <w:r>
-        <w:rPr>
-          <w:lang w:val="es_ES" w:bidi="es_ES"/>
-        </w:rPr>
-      </w:r>
-    </w:p>
-    <w:p>
-      <w:pPr/>
-      <w:r>
-        <w:rPr>
-          <w:lang w:val="es_ES" w:bidi="es_ES"/>
-        </w:rPr>
-      </w:r>
     </w:p>
     <w:p>
       <w:pPr/>
@@ -2393,24 +1382,6 @@
         </w:rPr>
         <w:t xml:space="preserve"> Esperando y apresurándoos para la venida del día de Dios, en el cual los cielos siendo encendidos serán deshechos, y los elementos siendo abrasados, se fundirán?</w:t>
       </w:r>
-      <w:r>
-        <w:rPr>
-          <w:lang w:val="es_ES" w:bidi="es_ES"/>
-        </w:rPr>
-      </w:r>
-      <w:r>
-        <w:rPr>
-          <w:lang w:val="es_ES" w:bidi="es_ES"/>
-        </w:rPr>
-      </w:r>
-    </w:p>
-    <w:p>
-      <w:pPr/>
-      <w:r>
-        <w:rPr>
-          <w:lang w:val="es_ES" w:bidi="es_ES"/>
-        </w:rPr>
-      </w:r>
     </w:p>
     <w:p>
       <w:pPr/>
@@ -2432,24 +1403,6 @@
         </w:rPr>
         <w:t xml:space="preserve"> Bien que esperamos cielos nuevos y tierra nueva, según sus promesas, en los cuales mora la justicia.</w:t>
       </w:r>
-      <w:r>
-        <w:rPr>
-          <w:lang w:val="es_ES" w:bidi="es_ES"/>
-        </w:rPr>
-      </w:r>
-      <w:r>
-        <w:rPr>
-          <w:lang w:val="es_ES" w:bidi="es_ES"/>
-        </w:rPr>
-      </w:r>
-    </w:p>
-    <w:p>
-      <w:pPr/>
-      <w:r>
-        <w:rPr>
-          <w:lang w:val="es_ES" w:bidi="es_ES"/>
-        </w:rPr>
-      </w:r>
     </w:p>
     <w:p>
       <w:pPr/>
@@ -2471,24 +1424,6 @@
         </w:rPr>
         <w:t xml:space="preserve"> Por lo cual, oh amados, estando en esperanza de estas cosas, procurad con diligencia que seáis hallados de él sin mácula, y sin reprensión, en paz.</w:t>
       </w:r>
-      <w:r>
-        <w:rPr>
-          <w:lang w:val="es_ES" w:bidi="es_ES"/>
-        </w:rPr>
-      </w:r>
-      <w:r>
-        <w:rPr>
-          <w:lang w:val="es_ES" w:bidi="es_ES"/>
-        </w:rPr>
-      </w:r>
-    </w:p>
-    <w:p>
-      <w:pPr/>
-      <w:r>
-        <w:rPr>
-          <w:lang w:val="es_ES" w:bidi="es_ES"/>
-        </w:rPr>
-      </w:r>
     </w:p>
     <w:p>
       <w:pPr/>
@@ -2510,24 +1445,6 @@
         </w:rPr>
         <w:t xml:space="preserve"> Y tened por salud la paciencia de nuestro Señor; como también nuestro amado hermano Pablo, según la sabiduría que le ha sido dada, os ha escrito también;</w:t>
       </w:r>
-      <w:r>
-        <w:rPr>
-          <w:lang w:val="es_ES" w:bidi="es_ES"/>
-        </w:rPr>
-      </w:r>
-      <w:r>
-        <w:rPr>
-          <w:lang w:val="es_ES" w:bidi="es_ES"/>
-        </w:rPr>
-      </w:r>
-    </w:p>
-    <w:p>
-      <w:pPr/>
-      <w:r>
-        <w:rPr>
-          <w:lang w:val="es_ES" w:bidi="es_ES"/>
-        </w:rPr>
-      </w:r>
     </w:p>
     <w:p>
       <w:pPr/>
@@ -2549,24 +1466,6 @@
         </w:rPr>
         <w:t xml:space="preserve"> Casi en todas sus epístolas, hablando en ellas de estas cosas; entre las cuales hay algunas difíciles de entender, las cuales los indoctos é inconstantes tuercen, como también las otras Escrituras, para perdición de sí mismos.</w:t>
       </w:r>
-      <w:r>
-        <w:rPr>
-          <w:lang w:val="es_ES" w:bidi="es_ES"/>
-        </w:rPr>
-      </w:r>
-      <w:r>
-        <w:rPr>
-          <w:lang w:val="es_ES" w:bidi="es_ES"/>
-        </w:rPr>
-      </w:r>
-    </w:p>
-    <w:p>
-      <w:pPr/>
-      <w:r>
-        <w:rPr>
-          <w:lang w:val="es_ES" w:bidi="es_ES"/>
-        </w:rPr>
-      </w:r>
     </w:p>
     <w:p>
       <w:pPr/>
@@ -2588,24 +1487,6 @@
         </w:rPr>
         <w:t xml:space="preserve"> Así que vosotros, oh amados, pues estáis amonestados, guardaos que por el error de los abominables no seáis juntamente extraviados, y caigáis de vuestra firmeza.</w:t>
       </w:r>
-      <w:r>
-        <w:rPr>
-          <w:lang w:val="es_ES" w:bidi="es_ES"/>
-        </w:rPr>
-      </w:r>
-      <w:r>
-        <w:rPr>
-          <w:lang w:val="es_ES" w:bidi="es_ES"/>
-        </w:rPr>
-      </w:r>
-    </w:p>
-    <w:p>
-      <w:pPr/>
-      <w:r>
-        <w:rPr>
-          <w:lang w:val="es_ES" w:bidi="es_ES"/>
-        </w:rPr>
-      </w:r>
     </w:p>
     <w:p>
       <w:pPr/>
@@ -2626,16 +1507,6 @@
           <w:lang w:val="es_ES" w:bidi="es_ES"/>
         </w:rPr>
         <w:t xml:space="preserve"> Mas creced en la gracia y conocimiento de nuestro Señor y Salvador Jesucristo. A él sea gloria ahora y hasta el día de la eternidad. Amén.</w:t>
-      </w:r>
-      <w:r>
-        <w:rPr>
-          <w:lang w:val="es_ES" w:bidi="es_ES"/>
-        </w:rPr>
-      </w:r>
-      <w:r>
-        <w:rPr>
-          <w:lang w:val="es_ES" w:bidi="es_ES"/>
-        </w:rPr>
       </w:r>
     </w:p>
     <w:sectPr>
